--- a/deliverables/video-6-slides/hit-final/Video_6_YouTube_Description_HIT.docx
+++ b/deliverables/video-6-slides/hit-final/Video_6_YouTube_Description_HIT.docx
@@ -159,22 +159,39 @@
           <w:color w:val="0F2346"/>
           <w:sz w:val="28"/>
         </w:rPr>
-        <w:t>Description</w:t>
+        <w:t>INTERNAL NOTE — DO NOT PASTE INTO YOUTUBE</w:t>
       </w:r>
     </w:p>
     <w:p>
       <w:pPr>
-        <w:spacing w:before="0" w:after="160" w:line="283" w:lineRule="auto"/>
+        <w:spacing w:before="0" w:after="192" w:line="283" w:lineRule="auto"/>
+        <w:shd w:val="clear" w:fill="F3F0E8"/>
         <w:keepLines w:val="1"/>
       </w:pPr>
       <w:r>
         <w:rPr>
           <w:b w:val="0"/>
           <w:i/>
-          <w:color w:val="5A6B82"/>
+          <w:color w:val="9B2C10"/>
           <w:sz w:val="21"/>
         </w:rPr>
         <w:t>The restrained emoji system is part of the approved standard: ✨ teaching points, 🧭 CTA, ⏱️ chapters, ▶️ Watch Next, 🔗 Connect and Explore. Do not remove them and do not add more.</w:t>
+      </w:r>
+    </w:p>
+    <w:p>
+      <w:pPr>
+        <w:spacing w:before="224" w:after="192" w:line="283" w:lineRule="auto"/>
+        <w:keepLines w:val="1"/>
+        <w:shd w:val="clear" w:fill="E8EDF4"/>
+      </w:pPr>
+      <w:r>
+        <w:rPr>
+          <w:b/>
+          <w:i w:val="0"/>
+          <w:color w:val="0F2346"/>
+          <w:sz w:val="22"/>
+        </w:rPr>
+        <w:t>COPY-READY YOUTUBE DESCRIPTION — BEGIN</w:t>
       </w:r>
     </w:p>
     <w:p>

--- a/deliverables/video-6-slides/hit-final/Video_6_YouTube_Description_HIT.docx
+++ b/deliverables/video-6-slides/hit-final/Video_6_YouTube_Description_HIT.docx
@@ -4,7 +4,7 @@
   <w:body>
     <w:p>
       <w:pPr>
-        <w:spacing w:before="0" w:after="64" w:line="283" w:lineRule="auto"/>
+        <w:spacing w:before="0" w:after="44" w:line="274" w:lineRule="auto"/>
       </w:pPr>
       <w:r>
         <w:rPr>
@@ -19,7 +19,7 @@
     </w:p>
     <w:p>
       <w:pPr>
-        <w:spacing w:before="0" w:after="64" w:line="264" w:lineRule="auto"/>
+        <w:spacing w:before="0" w:after="44" w:line="264" w:lineRule="auto"/>
       </w:pPr>
       <w:r>
         <w:rPr>
@@ -33,7 +33,7 @@
     </w:p>
     <w:p>
       <w:pPr>
-        <w:spacing w:before="0" w:after="96" w:line="264" w:lineRule="auto"/>
+        <w:spacing w:before="0" w:after="68" w:line="264" w:lineRule="auto"/>
       </w:pPr>
       <w:r>
         <w:rPr>
@@ -47,7 +47,7 @@
     </w:p>
     <w:p>
       <w:pPr>
-        <w:spacing w:before="0" w:after="288" w:line="283" w:lineRule="auto"/>
+        <w:spacing w:before="0" w:after="202" w:line="274" w:lineRule="auto"/>
       </w:pPr>
       <w:r>
         <w:rPr>
@@ -61,7 +61,7 @@
     </w:p>
     <w:p>
       <w:pPr>
-        <w:spacing w:before="224" w:after="128" w:line="283" w:lineRule="auto"/>
+        <w:spacing w:before="156" w:after="90" w:line="274" w:lineRule="auto"/>
         <w:keepLines w:val="1"/>
         <w:keepNext w:val="1"/>
       </w:pPr>
@@ -77,7 +77,7 @@
     </w:p>
     <w:p>
       <w:pPr>
-        <w:spacing w:before="0" w:after="160" w:line="283" w:lineRule="auto"/>
+        <w:spacing w:before="0" w:after="112" w:line="274" w:lineRule="auto"/>
       </w:pPr>
       <w:r>
         <w:rPr>
@@ -90,7 +90,7 @@
     </w:p>
     <w:p>
       <w:pPr>
-        <w:spacing w:before="224" w:after="128" w:line="283" w:lineRule="auto"/>
+        <w:spacing w:before="156" w:after="90" w:line="274" w:lineRule="auto"/>
         <w:keepLines w:val="1"/>
         <w:keepNext w:val="1"/>
       </w:pPr>
@@ -106,7 +106,7 @@
     </w:p>
     <w:p>
       <w:pPr>
-        <w:spacing w:before="0" w:after="160" w:line="283" w:lineRule="auto"/>
+        <w:spacing w:before="0" w:after="112" w:line="274" w:lineRule="auto"/>
       </w:pPr>
       <w:r>
         <w:rPr>
@@ -119,7 +119,7 @@
     </w:p>
     <w:p>
       <w:pPr>
-        <w:spacing w:before="224" w:after="128" w:line="283" w:lineRule="auto"/>
+        <w:spacing w:before="156" w:after="90" w:line="274" w:lineRule="auto"/>
         <w:keepLines w:val="1"/>
         <w:keepNext w:val="1"/>
       </w:pPr>
@@ -135,7 +135,7 @@
     </w:p>
     <w:p>
       <w:pPr>
-        <w:spacing w:before="0" w:after="160" w:line="283" w:lineRule="auto"/>
+        <w:spacing w:before="0" w:after="112" w:line="274" w:lineRule="auto"/>
       </w:pPr>
       <w:r>
         <w:rPr>
@@ -148,7 +148,7 @@
     </w:p>
     <w:p>
       <w:pPr>
-        <w:spacing w:before="224" w:after="128" w:line="283" w:lineRule="auto"/>
+        <w:spacing w:before="156" w:after="90" w:line="274" w:lineRule="auto"/>
         <w:keepLines w:val="1"/>
         <w:keepNext w:val="1"/>
       </w:pPr>
@@ -164,7 +164,7 @@
     </w:p>
     <w:p>
       <w:pPr>
-        <w:spacing w:before="0" w:after="192" w:line="283" w:lineRule="auto"/>
+        <w:spacing w:before="0" w:after="134" w:line="274" w:lineRule="auto"/>
         <w:shd w:val="clear" w:fill="F3F0E8"/>
         <w:keepLines w:val="1"/>
       </w:pPr>
@@ -180,7 +180,7 @@
     </w:p>
     <w:p>
       <w:pPr>
-        <w:spacing w:before="224" w:after="192" w:line="283" w:lineRule="auto"/>
+        <w:spacing w:before="156" w:after="134" w:line="274" w:lineRule="auto"/>
         <w:keepLines w:val="1"/>
         <w:shd w:val="clear" w:fill="E8EDF4"/>
       </w:pPr>
@@ -196,7 +196,7 @@
     </w:p>
     <w:p>
       <w:pPr>
-        <w:spacing w:before="0" w:after="112" w:line="283" w:lineRule="auto"/>
+        <w:spacing w:before="0" w:after="78" w:line="274" w:lineRule="auto"/>
         <w:keepLines w:val="1"/>
       </w:pPr>
       <w:r>
@@ -210,7 +210,7 @@
     </w:p>
     <w:p>
       <w:pPr>
-        <w:spacing w:before="0" w:after="112" w:line="283" w:lineRule="auto"/>
+        <w:spacing w:before="0" w:after="78" w:line="274" w:lineRule="auto"/>
         <w:keepLines w:val="1"/>
       </w:pPr>
       <w:r>
@@ -219,12 +219,12 @@
           <w:i w:val="0"/>
           <w:sz w:val="22"/>
         </w:rPr>
-        <w:t>In this video, I give you three tests for separating genuine development from a role that has simply learned to rely on you for more:</w:t>
+        <w:t>In this video, I use the CAR test—Complexity, Authority and Return—to separate genuine development from a role that has simply learned to rely on you for more:</w:t>
       </w:r>
     </w:p>
     <w:p>
       <w:pPr>
-        <w:spacing w:before="0" w:after="112" w:line="283" w:lineRule="auto"/>
+        <w:spacing w:before="0" w:after="78" w:line="274" w:lineRule="auto"/>
         <w:keepLines w:val="1"/>
       </w:pPr>
       <w:r>
@@ -238,7 +238,7 @@
     </w:p>
     <w:p>
       <w:pPr>
-        <w:spacing w:before="0" w:after="112" w:line="283" w:lineRule="auto"/>
+        <w:spacing w:before="0" w:after="78" w:line="274" w:lineRule="auto"/>
         <w:keepLines w:val="1"/>
       </w:pPr>
       <w:r>
@@ -252,7 +252,7 @@
     </w:p>
     <w:p>
       <w:pPr>
-        <w:spacing w:before="0" w:after="112" w:line="283" w:lineRule="auto"/>
+        <w:spacing w:before="0" w:after="78" w:line="274" w:lineRule="auto"/>
         <w:keepLines w:val="1"/>
       </w:pPr>
       <w:r>
@@ -266,7 +266,7 @@
     </w:p>
     <w:p>
       <w:pPr>
-        <w:spacing w:before="0" w:after="112" w:line="283" w:lineRule="auto"/>
+        <w:spacing w:before="0" w:after="78" w:line="274" w:lineRule="auto"/>
         <w:keepLines w:val="1"/>
       </w:pPr>
       <w:r>
@@ -280,7 +280,7 @@
     </w:p>
     <w:p>
       <w:pPr>
-        <w:spacing w:before="0" w:after="112" w:line="283" w:lineRule="auto"/>
+        <w:spacing w:before="0" w:after="78" w:line="274" w:lineRule="auto"/>
         <w:keepLines w:val="1"/>
       </w:pPr>
       <w:r>
@@ -294,7 +294,7 @@
     </w:p>
     <w:p>
       <w:pPr>
-        <w:spacing w:before="0" w:after="112" w:line="283" w:lineRule="auto"/>
+        <w:spacing w:before="0" w:after="78" w:line="274" w:lineRule="auto"/>
         <w:keepLines w:val="1"/>
       </w:pPr>
       <w:r>
@@ -308,7 +308,7 @@
     </w:p>
     <w:p>
       <w:pPr>
-        <w:spacing w:before="0" w:after="112" w:line="283" w:lineRule="auto"/>
+        <w:spacing w:before="0" w:after="78" w:line="274" w:lineRule="auto"/>
         <w:keepLines w:val="1"/>
       </w:pPr>
       <w:r>
@@ -322,7 +322,7 @@
     </w:p>
     <w:p>
       <w:pPr>
-        <w:spacing w:before="0" w:after="112" w:line="283" w:lineRule="auto"/>
+        <w:spacing w:before="0" w:after="78" w:line="274" w:lineRule="auto"/>
         <w:keepLines w:val="1"/>
       </w:pPr>
       <w:r>
@@ -336,7 +336,7 @@
     </w:p>
     <w:p>
       <w:pPr>
-        <w:spacing w:before="0" w:after="48" w:line="283" w:lineRule="auto"/>
+        <w:spacing w:before="0" w:after="34" w:line="274" w:lineRule="auto"/>
         <w:keepLines w:val="1"/>
       </w:pPr>
       <w:r>
@@ -350,7 +350,7 @@
     </w:p>
     <w:p>
       <w:pPr>
-        <w:spacing w:before="0" w:after="112" w:line="283" w:lineRule="auto"/>
+        <w:spacing w:before="0" w:after="78" w:line="274" w:lineRule="auto"/>
         <w:keepLines w:val="1"/>
       </w:pPr>
       <w:r>
@@ -364,7 +364,7 @@
     </w:p>
     <w:p>
       <w:pPr>
-        <w:spacing w:before="0" w:after="112" w:line="283" w:lineRule="auto"/>
+        <w:spacing w:before="0" w:after="78" w:line="274" w:lineRule="auto"/>
         <w:keepLines w:val="1"/>
       </w:pPr>
       <w:r>
@@ -378,7 +378,7 @@
     </w:p>
     <w:p>
       <w:pPr>
-        <w:spacing w:before="0" w:after="112" w:line="283" w:lineRule="auto"/>
+        <w:spacing w:before="0" w:after="78" w:line="274" w:lineRule="auto"/>
         <w:keepLines w:val="1"/>
       </w:pPr>
       <w:r>
@@ -392,7 +392,7 @@
     </w:p>
     <w:p>
       <w:pPr>
-        <w:spacing w:before="0" w:after="48" w:line="283" w:lineRule="auto"/>
+        <w:spacing w:before="0" w:after="34" w:line="274" w:lineRule="auto"/>
         <w:keepLines w:val="1"/>
       </w:pPr>
       <w:r>
@@ -406,7 +406,7 @@
     </w:p>
     <w:p>
       <w:pPr>
-        <w:spacing w:before="0" w:after="112" w:line="283" w:lineRule="auto"/>
+        <w:spacing w:before="0" w:after="78" w:line="274" w:lineRule="auto"/>
         <w:keepLines w:val="1"/>
       </w:pPr>
       <w:r>
@@ -420,7 +420,7 @@
     </w:p>
     <w:p>
       <w:pPr>
-        <w:spacing w:before="0" w:after="112" w:line="283" w:lineRule="auto"/>
+        <w:spacing w:before="0" w:after="78" w:line="274" w:lineRule="auto"/>
         <w:keepLines w:val="1"/>
       </w:pPr>
       <w:r>
@@ -434,7 +434,7 @@
     </w:p>
     <w:p>
       <w:pPr>
-        <w:spacing w:before="0" w:after="112" w:line="283" w:lineRule="auto"/>
+        <w:spacing w:before="0" w:after="78" w:line="274" w:lineRule="auto"/>
         <w:keepLines w:val="1"/>
       </w:pPr>
       <w:r>
@@ -443,12 +443,12 @@
           <w:i w:val="0"/>
           <w:sz w:val="22"/>
         </w:rPr>
-        <w:t>01:55 The 3 Tests for Real Growth</w:t>
+        <w:t>01:58 The CAR Test for Real Growth</w:t>
       </w:r>
     </w:p>
     <w:p>
       <w:pPr>
-        <w:spacing w:before="0" w:after="112" w:line="283" w:lineRule="auto"/>
+        <w:spacing w:before="0" w:after="78" w:line="274" w:lineRule="auto"/>
         <w:keepLines w:val="1"/>
       </w:pPr>
       <w:r>
@@ -462,7 +462,7 @@
     </w:p>
     <w:p>
       <w:pPr>
-        <w:spacing w:before="0" w:after="112" w:line="283" w:lineRule="auto"/>
+        <w:spacing w:before="0" w:after="78" w:line="274" w:lineRule="auto"/>
         <w:keepLines w:val="1"/>
       </w:pPr>
       <w:r>
@@ -471,12 +471,12 @@
           <w:i w:val="0"/>
           <w:sz w:val="22"/>
         </w:rPr>
-        <w:t>03:30 What Can You Do Now That You Couldn’t Before?</w:t>
+        <w:t>03:32 What Can You Do Now That You Couldn’t Before?</w:t>
       </w:r>
     </w:p>
     <w:p>
       <w:pPr>
-        <w:spacing w:before="0" w:after="112" w:line="283" w:lineRule="auto"/>
+        <w:spacing w:before="0" w:after="78" w:line="274" w:lineRule="auto"/>
         <w:keepLines w:val="1"/>
       </w:pPr>
       <w:r>
@@ -485,12 +485,12 @@
           <w:i w:val="0"/>
           <w:sz w:val="22"/>
         </w:rPr>
-        <w:t>04:15 Test 2: Did Your Authority Expand?</w:t>
+        <w:t>04:19 Test 2: Did Your Authority Expand?</w:t>
       </w:r>
     </w:p>
     <w:p>
       <w:pPr>
-        <w:spacing w:before="0" w:after="112" w:line="283" w:lineRule="auto"/>
+        <w:spacing w:before="0" w:after="78" w:line="274" w:lineRule="auto"/>
         <w:keepLines w:val="1"/>
       </w:pPr>
       <w:r>
@@ -499,12 +499,12 @@
           <w:i w:val="0"/>
           <w:sz w:val="22"/>
         </w:rPr>
-        <w:t>05:20 Accountability Is Not Authority</w:t>
+        <w:t>05:22 Accountability Is Not Authority</w:t>
       </w:r>
     </w:p>
     <w:p>
       <w:pPr>
-        <w:spacing w:before="0" w:after="112" w:line="283" w:lineRule="auto"/>
+        <w:spacing w:before="0" w:after="78" w:line="274" w:lineRule="auto"/>
         <w:keepLines w:val="1"/>
       </w:pPr>
       <w:r>
@@ -513,12 +513,12 @@
           <w:i w:val="0"/>
           <w:sz w:val="22"/>
         </w:rPr>
-        <w:t>06:05 Test 3: What Did the Work Return?</w:t>
+        <w:t>06:08 Test 3: What Did the Work Return?</w:t>
       </w:r>
     </w:p>
     <w:p>
       <w:pPr>
-        <w:spacing w:before="0" w:after="112" w:line="283" w:lineRule="auto"/>
+        <w:spacing w:before="0" w:after="78" w:line="274" w:lineRule="auto"/>
         <w:keepLines w:val="1"/>
       </w:pPr>
       <w:r>
@@ -527,12 +527,12 @@
           <w:i w:val="0"/>
           <w:sz w:val="22"/>
         </w:rPr>
-        <w:t>08:20 Read the Pattern</w:t>
+        <w:t>08:21 Read the Pattern</w:t>
       </w:r>
     </w:p>
     <w:p>
       <w:pPr>
-        <w:spacing w:before="0" w:after="112" w:line="283" w:lineRule="auto"/>
+        <w:spacing w:before="0" w:after="78" w:line="274" w:lineRule="auto"/>
         <w:keepLines w:val="1"/>
       </w:pPr>
       <w:r>
@@ -541,12 +541,12 @@
           <w:i w:val="0"/>
           <w:sz w:val="22"/>
         </w:rPr>
-        <w:t>09:45 What to Ask Before Your Scope Expands Again</w:t>
+        <w:t>09:50 What to Ask Before Your Scope Expands Again</w:t>
       </w:r>
     </w:p>
     <w:p>
       <w:pPr>
-        <w:spacing w:before="0" w:after="112" w:line="283" w:lineRule="auto"/>
+        <w:spacing w:before="0" w:after="78" w:line="274" w:lineRule="auto"/>
         <w:keepLines w:val="1"/>
       </w:pPr>
       <w:r>
@@ -560,7 +560,7 @@
     </w:p>
     <w:p>
       <w:pPr>
-        <w:spacing w:before="0" w:after="112" w:line="283" w:lineRule="auto"/>
+        <w:spacing w:before="0" w:after="78" w:line="274" w:lineRule="auto"/>
         <w:keepLines w:val="1"/>
       </w:pPr>
       <w:r>
@@ -569,12 +569,12 @@
           <w:i w:val="0"/>
           <w:sz w:val="22"/>
         </w:rPr>
-        <w:t>11:20 How to Show Your Impact at Work When You Built It From Scratch</w:t>
+        <w:t>11:24 How to Show Your Impact at Work When You Built It From Scratch</w:t>
       </w:r>
     </w:p>
     <w:p>
       <w:pPr>
-        <w:spacing w:before="0" w:after="48" w:line="283" w:lineRule="auto"/>
+        <w:spacing w:before="0" w:after="34" w:line="274" w:lineRule="auto"/>
         <w:keepLines w:val="1"/>
       </w:pPr>
       <w:r>
@@ -588,7 +588,7 @@
     </w:p>
     <w:p>
       <w:pPr>
-        <w:spacing w:before="0" w:after="112" w:line="283" w:lineRule="auto"/>
+        <w:spacing w:before="0" w:after="78" w:line="274" w:lineRule="auto"/>
         <w:keepLines w:val="1"/>
       </w:pPr>
       <w:r>
@@ -602,7 +602,7 @@
     </w:p>
     <w:p>
       <w:pPr>
-        <w:spacing w:before="0" w:after="112" w:line="283" w:lineRule="auto"/>
+        <w:spacing w:before="0" w:after="78" w:line="274" w:lineRule="auto"/>
         <w:keepLines w:val="1"/>
       </w:pPr>
       <w:r>
@@ -616,7 +616,7 @@
     </w:p>
     <w:p>
       <w:pPr>
-        <w:spacing w:before="0" w:after="112" w:line="283" w:lineRule="auto"/>
+        <w:spacing w:before="0" w:after="78" w:line="274" w:lineRule="auto"/>
         <w:keepLines w:val="1"/>
       </w:pPr>
       <w:r>
@@ -630,7 +630,7 @@
     </w:p>
     <w:p>
       <w:pPr>
-        <w:spacing w:before="0" w:after="48" w:line="283" w:lineRule="auto"/>
+        <w:spacing w:before="0" w:after="34" w:line="274" w:lineRule="auto"/>
         <w:keepLines w:val="1"/>
       </w:pPr>
       <w:r>
@@ -644,7 +644,7 @@
     </w:p>
     <w:p>
       <w:pPr>
-        <w:spacing w:before="0" w:after="112" w:line="283" w:lineRule="auto"/>
+        <w:spacing w:before="0" w:after="78" w:line="274" w:lineRule="auto"/>
         <w:keepLines w:val="1"/>
       </w:pPr>
       <w:r>
@@ -658,7 +658,7 @@
     </w:p>
     <w:p>
       <w:pPr>
-        <w:spacing w:before="0" w:after="112" w:line="283" w:lineRule="auto"/>
+        <w:spacing w:before="0" w:after="78" w:line="274" w:lineRule="auto"/>
         <w:keepLines w:val="1"/>
       </w:pPr>
       <w:r>
@@ -672,7 +672,7 @@
     </w:p>
     <w:p>
       <w:pPr>
-        <w:spacing w:before="0" w:after="112" w:line="283" w:lineRule="auto"/>
+        <w:spacing w:before="0" w:after="78" w:line="274" w:lineRule="auto"/>
         <w:keepLines w:val="1"/>
       </w:pPr>
       <w:r>
@@ -686,7 +686,7 @@
     </w:p>
     <w:p>
       <w:pPr>
-        <w:spacing w:before="0" w:after="112" w:line="283" w:lineRule="auto"/>
+        <w:spacing w:before="0" w:after="78" w:line="274" w:lineRule="auto"/>
         <w:keepLines w:val="1"/>
       </w:pPr>
       <w:r>
@@ -700,7 +700,7 @@
     </w:p>
     <w:p>
       <w:pPr>
-        <w:spacing w:before="0" w:after="112" w:line="283" w:lineRule="auto"/>
+        <w:spacing w:before="0" w:after="78" w:line="274" w:lineRule="auto"/>
         <w:keepLines w:val="1"/>
       </w:pPr>
       <w:r>
@@ -714,7 +714,7 @@
     </w:p>
     <w:p>
       <w:pPr>
-        <w:spacing w:before="0" w:after="112" w:line="283" w:lineRule="auto"/>
+        <w:spacing w:before="0" w:after="78" w:line="274" w:lineRule="auto"/>
         <w:keepLines w:val="1"/>
       </w:pPr>
       <w:r>
@@ -728,7 +728,7 @@
     </w:p>
     <w:p>
       <w:pPr>
-        <w:spacing w:before="0" w:after="112" w:line="283" w:lineRule="auto"/>
+        <w:spacing w:before="0" w:after="78" w:line="274" w:lineRule="auto"/>
         <w:keepLines w:val="1"/>
       </w:pPr>
       <w:r>
@@ -742,7 +742,7 @@
     </w:p>
     <w:p>
       <w:pPr>
-        <w:spacing w:before="0" w:after="48" w:line="283" w:lineRule="auto"/>
+        <w:spacing w:before="0" w:after="34" w:line="274" w:lineRule="auto"/>
         <w:keepLines w:val="1"/>
       </w:pPr>
       <w:r>
@@ -756,7 +756,7 @@
     </w:p>
     <w:p>
       <w:pPr>
-        <w:spacing w:before="0" w:after="112" w:line="283" w:lineRule="auto"/>
+        <w:spacing w:before="0" w:after="78" w:line="274" w:lineRule="auto"/>
         <w:keepLines w:val="1"/>
       </w:pPr>
       <w:r>
@@ -770,7 +770,7 @@
     </w:p>
     <w:p>
       <w:pPr>
-        <w:spacing w:before="224" w:after="192" w:line="283" w:lineRule="auto"/>
+        <w:spacing w:before="156" w:after="134" w:line="274" w:lineRule="auto"/>
         <w:keepLines w:val="1"/>
       </w:pPr>
       <w:r>
@@ -785,7 +785,7 @@
     </w:p>
     <w:p>
       <w:pPr>
-        <w:spacing w:before="224" w:after="128" w:line="283" w:lineRule="auto"/>
+        <w:spacing w:before="156" w:after="90" w:line="274" w:lineRule="auto"/>
         <w:keepLines w:val="1"/>
         <w:keepNext w:val="1"/>
       </w:pPr>
@@ -801,7 +801,7 @@
     </w:p>
     <w:p>
       <w:pPr>
-        <w:spacing w:before="0" w:after="96" w:line="283" w:lineRule="auto"/>
+        <w:spacing w:before="0" w:after="68" w:line="274" w:lineRule="auto"/>
         <w:shd w:val="clear" w:fill="F3F0E8"/>
         <w:keepLines w:val="1"/>
       </w:pPr>
@@ -817,7 +817,7 @@
     </w:p>
     <w:p>
       <w:pPr>
-        <w:spacing w:before="0" w:after="160" w:line="283" w:lineRule="auto"/>
+        <w:spacing w:before="0" w:after="112" w:line="274" w:lineRule="auto"/>
         <w:shd w:val="clear" w:fill="F3F0E8"/>
         <w:keepLines w:val="1"/>
       </w:pPr>
@@ -833,7 +833,7 @@
     </w:p>
     <w:p>
       <w:pPr>
-        <w:spacing w:before="224" w:after="128" w:line="283" w:lineRule="auto"/>
+        <w:spacing w:before="156" w:after="90" w:line="274" w:lineRule="auto"/>
         <w:keepLines w:val="1"/>
         <w:keepNext w:val="1"/>
       </w:pPr>
@@ -849,7 +849,7 @@
     </w:p>
     <w:p>
       <w:pPr>
-        <w:spacing w:before="0" w:after="128" w:line="283" w:lineRule="auto"/>
+        <w:spacing w:before="0" w:after="90" w:line="274" w:lineRule="auto"/>
         <w:keepLines w:val="1"/>
       </w:pPr>
       <w:r>
@@ -864,7 +864,7 @@
     </w:p>
     <w:p>
       <w:pPr>
-        <w:spacing w:before="0" w:after="64" w:line="283" w:lineRule="auto"/>
+        <w:spacing w:before="0" w:after="44" w:line="274" w:lineRule="auto"/>
         <w:keepLines w:val="1"/>
       </w:pPr>
       <w:r>
@@ -878,7 +878,7 @@
     </w:p>
     <w:p>
       <w:pPr>
-        <w:spacing w:before="0" w:after="64" w:line="283" w:lineRule="auto"/>
+        <w:spacing w:before="0" w:after="44" w:line="274" w:lineRule="auto"/>
         <w:keepLines w:val="1"/>
       </w:pPr>
       <w:r>
@@ -887,12 +887,12 @@
           <w:i w:val="0"/>
           <w:sz w:val="22"/>
         </w:rPr>
-        <w:t>01:55 The 3 Tests for Real Growth</w:t>
+        <w:t>01:58 The CAR Test for Real Growth</w:t>
       </w:r>
     </w:p>
     <w:p>
       <w:pPr>
-        <w:spacing w:before="0" w:after="64" w:line="283" w:lineRule="auto"/>
+        <w:spacing w:before="0" w:after="44" w:line="274" w:lineRule="auto"/>
         <w:keepLines w:val="1"/>
       </w:pPr>
       <w:r>
@@ -906,7 +906,7 @@
     </w:p>
     <w:p>
       <w:pPr>
-        <w:spacing w:before="0" w:after="64" w:line="283" w:lineRule="auto"/>
+        <w:spacing w:before="0" w:after="44" w:line="274" w:lineRule="auto"/>
         <w:keepLines w:val="1"/>
       </w:pPr>
       <w:r>
@@ -915,12 +915,12 @@
           <w:i w:val="0"/>
           <w:sz w:val="22"/>
         </w:rPr>
-        <w:t>03:30 What Can You Do Now That You Couldn’t Before?</w:t>
+        <w:t>03:32 What Can You Do Now That You Couldn’t Before?</w:t>
       </w:r>
     </w:p>
     <w:p>
       <w:pPr>
-        <w:spacing w:before="0" w:after="64" w:line="283" w:lineRule="auto"/>
+        <w:spacing w:before="0" w:after="44" w:line="274" w:lineRule="auto"/>
         <w:keepLines w:val="1"/>
       </w:pPr>
       <w:r>
@@ -929,12 +929,12 @@
           <w:i w:val="0"/>
           <w:sz w:val="22"/>
         </w:rPr>
-        <w:t>04:15 Test 2: Did Your Authority Expand?</w:t>
+        <w:t>04:19 Test 2: Did Your Authority Expand?</w:t>
       </w:r>
     </w:p>
     <w:p>
       <w:pPr>
-        <w:spacing w:before="0" w:after="64" w:line="283" w:lineRule="auto"/>
+        <w:spacing w:before="0" w:after="44" w:line="274" w:lineRule="auto"/>
         <w:keepLines w:val="1"/>
       </w:pPr>
       <w:r>
@@ -943,12 +943,12 @@
           <w:i w:val="0"/>
           <w:sz w:val="22"/>
         </w:rPr>
-        <w:t>05:20 Accountability Is Not Authority</w:t>
+        <w:t>05:22 Accountability Is Not Authority</w:t>
       </w:r>
     </w:p>
     <w:p>
       <w:pPr>
-        <w:spacing w:before="0" w:after="64" w:line="283" w:lineRule="auto"/>
+        <w:spacing w:before="0" w:after="44" w:line="274" w:lineRule="auto"/>
         <w:keepLines w:val="1"/>
       </w:pPr>
       <w:r>
@@ -957,12 +957,12 @@
           <w:i w:val="0"/>
           <w:sz w:val="22"/>
         </w:rPr>
-        <w:t>06:05 Test 3: What Did the Work Return?</w:t>
+        <w:t>06:08 Test 3: What Did the Work Return?</w:t>
       </w:r>
     </w:p>
     <w:p>
       <w:pPr>
-        <w:spacing w:before="0" w:after="64" w:line="283" w:lineRule="auto"/>
+        <w:spacing w:before="0" w:after="44" w:line="274" w:lineRule="auto"/>
         <w:keepLines w:val="1"/>
       </w:pPr>
       <w:r>
@@ -971,12 +971,12 @@
           <w:i w:val="0"/>
           <w:sz w:val="22"/>
         </w:rPr>
-        <w:t>08:20 Read the Pattern</w:t>
+        <w:t>08:21 Read the Pattern</w:t>
       </w:r>
     </w:p>
     <w:p>
       <w:pPr>
-        <w:spacing w:before="0" w:after="64" w:line="283" w:lineRule="auto"/>
+        <w:spacing w:before="0" w:after="44" w:line="274" w:lineRule="auto"/>
         <w:keepLines w:val="1"/>
       </w:pPr>
       <w:r>
@@ -985,12 +985,12 @@
           <w:i w:val="0"/>
           <w:sz w:val="22"/>
         </w:rPr>
-        <w:t>09:45 What to Ask Before Your Scope Expands Again</w:t>
+        <w:t>09:50 What to Ask Before Your Scope Expands Again</w:t>
       </w:r>
     </w:p>
     <w:p>
       <w:pPr>
-        <w:spacing w:before="0" w:after="64" w:line="283" w:lineRule="auto"/>
+        <w:spacing w:before="0" w:after="44" w:line="274" w:lineRule="auto"/>
         <w:keepLines w:val="1"/>
       </w:pPr>
       <w:r>
@@ -1004,7 +1004,7 @@
     </w:p>
     <w:p>
       <w:pPr>
-        <w:spacing w:before="0" w:after="64" w:line="283" w:lineRule="auto"/>
+        <w:spacing w:before="0" w:after="44" w:line="274" w:lineRule="auto"/>
         <w:keepLines w:val="1"/>
       </w:pPr>
       <w:r>
@@ -1013,12 +1013,12 @@
           <w:i w:val="0"/>
           <w:sz w:val="22"/>
         </w:rPr>
-        <w:t>11:20 How to Show Your Impact at Work When You Built It From Scratch</w:t>
+        <w:t>11:24 How to Show Your Impact at Work When You Built It From Scratch</w:t>
       </w:r>
     </w:p>
     <w:p>
       <w:pPr>
-        <w:spacing w:before="224" w:after="128" w:line="283" w:lineRule="auto"/>
+        <w:spacing w:before="156" w:after="90" w:line="274" w:lineRule="auto"/>
         <w:keepLines w:val="1"/>
         <w:keepNext w:val="1"/>
       </w:pPr>
@@ -1034,7 +1034,7 @@
     </w:p>
     <w:p>
       <w:pPr>
-        <w:spacing w:before="0" w:after="96" w:line="283" w:lineRule="auto"/>
+        <w:spacing w:before="0" w:after="68" w:line="274" w:lineRule="auto"/>
         <w:keepLines w:val="1"/>
       </w:pPr>
       <w:r>
@@ -1043,12 +1043,12 @@
           <w:i w:val="0"/>
           <w:sz w:val="22"/>
         </w:rPr>
-        <w:t>Which part of your role has grown the most recently?</w:t>
+        <w:t>Which part of the CAR test is clearest in your role right now?</w:t>
       </w:r>
     </w:p>
     <w:p>
       <w:pPr>
-        <w:spacing w:before="0" w:after="96" w:line="283" w:lineRule="auto"/>
+        <w:spacing w:before="0" w:after="68" w:line="274" w:lineRule="auto"/>
         <w:keepLines w:val="1"/>
       </w:pPr>
       <w:r>
@@ -1057,12 +1057,12 @@
           <w:i w:val="0"/>
           <w:sz w:val="22"/>
         </w:rPr>
-        <w:t>1. Complexity</w:t>
+        <w:t>C — Complexity</w:t>
       </w:r>
     </w:p>
     <w:p>
       <w:pPr>
-        <w:spacing w:before="0" w:after="96" w:line="283" w:lineRule="auto"/>
+        <w:spacing w:before="0" w:after="68" w:line="274" w:lineRule="auto"/>
         <w:keepLines w:val="1"/>
       </w:pPr>
       <w:r>
@@ -1071,12 +1071,12 @@
           <w:i w:val="0"/>
           <w:sz w:val="22"/>
         </w:rPr>
-        <w:t>2. Authority</w:t>
+        <w:t>A — Authority</w:t>
       </w:r>
     </w:p>
     <w:p>
       <w:pPr>
-        <w:spacing w:before="0" w:after="96" w:line="283" w:lineRule="auto"/>
+        <w:spacing w:before="0" w:after="68" w:line="274" w:lineRule="auto"/>
         <w:keepLines w:val="1"/>
       </w:pPr>
       <w:r>
@@ -1085,12 +1085,12 @@
           <w:i w:val="0"/>
           <w:sz w:val="22"/>
         </w:rPr>
-        <w:t>3. Workload</w:t>
+        <w:t>R — Return</w:t>
       </w:r>
     </w:p>
     <w:p>
       <w:pPr>
-        <w:spacing w:before="0" w:after="96" w:line="283" w:lineRule="auto"/>
+        <w:spacing w:before="0" w:after="68" w:line="274" w:lineRule="auto"/>
         <w:keepLines w:val="1"/>
       </w:pPr>
       <w:r>
@@ -1099,12 +1099,12 @@
           <w:i w:val="0"/>
           <w:sz w:val="22"/>
         </w:rPr>
-        <w:t>And what has that additional responsibility actually returned to your career?</w:t>
+        <w:t>And where is the gap between the responsibility you carry and what the work is giving back to your career?</w:t>
       </w:r>
     </w:p>
     <w:p>
       <w:pPr>
-        <w:spacing w:before="0" w:after="96" w:line="283" w:lineRule="auto"/>
+        <w:spacing w:before="0" w:after="68" w:line="274" w:lineRule="auto"/>
         <w:keepLines w:val="1"/>
       </w:pPr>
       <w:r>
@@ -1113,12 +1113,12 @@
           <w:i w:val="0"/>
           <w:sz w:val="22"/>
         </w:rPr>
-        <w:t>You do not need to share confidential details — I am more interested in the pattern you are seeing.</w:t>
+        <w:t>You do not need to share confidential details.</w:t>
       </w:r>
     </w:p>
     <w:p>
       <w:pPr>
-        <w:spacing w:before="0" w:after="96" w:line="283" w:lineRule="auto"/>
+        <w:spacing w:before="0" w:after="68" w:line="274" w:lineRule="auto"/>
         <w:keepLines w:val="1"/>
       </w:pPr>
       <w:r>
@@ -1132,7 +1132,7 @@
     </w:p>
     <w:p>
       <w:pPr>
-        <w:spacing w:before="0" w:after="96" w:line="283" w:lineRule="auto"/>
+        <w:spacing w:before="0" w:after="68" w:line="274" w:lineRule="auto"/>
         <w:keepLines w:val="1"/>
       </w:pPr>
       <w:r>
@@ -1146,7 +1146,7 @@
     </w:p>
     <w:p>
       <w:pPr>
-        <w:spacing w:before="224" w:after="128" w:line="283" w:lineRule="auto"/>
+        <w:spacing w:before="156" w:after="90" w:line="274" w:lineRule="auto"/>
         <w:keepLines w:val="1"/>
         <w:keepNext w:val="1"/>
       </w:pPr>
@@ -1162,7 +1162,7 @@
     </w:p>
     <w:p>
       <w:pPr>
-        <w:spacing w:before="0" w:after="128" w:line="283" w:lineRule="auto"/>
+        <w:spacing w:before="0" w:after="90" w:line="274" w:lineRule="auto"/>
         <w:keepLines w:val="1"/>
       </w:pPr>
       <w:r>
@@ -1176,7 +1176,7 @@
     </w:p>
     <w:p>
       <w:pPr>
-        <w:spacing w:before="224" w:after="128" w:line="283" w:lineRule="auto"/>
+        <w:spacing w:before="156" w:after="90" w:line="274" w:lineRule="auto"/>
         <w:keepLines w:val="1"/>
         <w:keepNext w:val="1"/>
       </w:pPr>
@@ -1192,7 +1192,7 @@
     </w:p>
     <w:p>
       <w:pPr>
-        <w:spacing w:before="0" w:after="96" w:line="283" w:lineRule="auto"/>
+        <w:spacing w:before="0" w:after="68" w:line="274" w:lineRule="auto"/>
         <w:keepLines w:val="1"/>
       </w:pPr>
       <w:r>
@@ -1207,7 +1207,7 @@
     </w:p>
     <w:p>
       <w:pPr>
-        <w:spacing w:before="0" w:after="160" w:line="283" w:lineRule="auto"/>
+        <w:spacing w:before="0" w:after="112" w:line="274" w:lineRule="auto"/>
         <w:keepLines w:val="1"/>
       </w:pPr>
       <w:r>
